--- a/小野町_引継ぎ_整理済/04_算定・見込量/小野町_第10期_単価の置き方の感度分析_20261005.docx
+++ b/小野町_引継ぎ_整理済/04_算定・見込量/小野町_第10期_単価の置き方の感度分析_20261005.docx
@@ -446,16 +446,16 @@
         </w:tblCellMar>
       </w:tblPr>
       <w:tblGrid>
-        <w:gridCol w:w="3061"/>
-        <w:gridCol w:w="1134"/>
+        <w:gridCol w:w="3175"/>
+        <w:gridCol w:w="1247"/>
         <w:gridCol w:w="1928"/>
-        <w:gridCol w:w="1701"/>
-        <w:gridCol w:w="1361"/>
+        <w:gridCol w:w="1814"/>
+        <w:gridCol w:w="1587"/>
       </w:tblGrid>
       <w:tr>
         <w:tc>
           <w:tcPr>
-            <w:tcW w:type="dxa" w:w="3061"/>
+            <w:tcW w:type="dxa" w:w="3175"/>
             <w:shd w:val="clear" w:fill="1F3864"/>
             <w:vAlign w:val="center"/>
           </w:tcPr>
@@ -478,7 +478,7 @@
         </w:tc>
         <w:tc>
           <w:tcPr>
-            <w:tcW w:type="dxa" w:w="1134"/>
+            <w:tcW w:type="dxa" w:w="1247"/>
             <w:shd w:val="clear" w:fill="1F3864"/>
             <w:vAlign w:val="center"/>
           </w:tcPr>
@@ -524,7 +524,7 @@
         </w:tc>
         <w:tc>
           <w:tcPr>
-            <w:tcW w:type="dxa" w:w="1701"/>
+            <w:tcW w:type="dxa" w:w="1814"/>
             <w:shd w:val="clear" w:fill="1F3864"/>
             <w:vAlign w:val="center"/>
           </w:tcPr>
@@ -547,7 +547,7 @@
         </w:tc>
         <w:tc>
           <w:tcPr>
-            <w:tcW w:type="dxa" w:w="1361"/>
+            <w:tcW w:type="dxa" w:w="1587"/>
             <w:shd w:val="clear" w:fill="1F3864"/>
             <w:vAlign w:val="center"/>
           </w:tcPr>
@@ -572,7 +572,7 @@
       <w:tr>
         <w:tc>
           <w:tcPr>
-            <w:tcW w:type="dxa" w:w="3061"/>
+            <w:tcW w:type="dxa" w:w="3175"/>
             <w:vAlign w:val="center"/>
           </w:tcPr>
           <w:p>
@@ -592,7 +592,7 @@
         </w:tc>
         <w:tc>
           <w:tcPr>
-            <w:tcW w:type="dxa" w:w="1134"/>
+            <w:tcW w:type="dxa" w:w="1247"/>
             <w:vAlign w:val="center"/>
           </w:tcPr>
           <w:p>
@@ -634,7 +634,7 @@
         </w:tc>
         <w:tc>
           <w:tcPr>
-            <w:tcW w:type="dxa" w:w="1701"/>
+            <w:tcW w:type="dxa" w:w="1814"/>
             <w:vAlign w:val="center"/>
           </w:tcPr>
           <w:p>
@@ -655,7 +655,7 @@
         </w:tc>
         <w:tc>
           <w:tcPr>
-            <w:tcW w:type="dxa" w:w="1361"/>
+            <w:tcW w:type="dxa" w:w="1587"/>
             <w:vAlign w:val="center"/>
           </w:tcPr>
           <w:p>
@@ -678,7 +678,7 @@
       <w:tr>
         <w:tc>
           <w:tcPr>
-            <w:tcW w:type="dxa" w:w="3061"/>
+            <w:tcW w:type="dxa" w:w="3175"/>
             <w:vAlign w:val="center"/>
           </w:tcPr>
           <w:p>
@@ -698,7 +698,7 @@
         </w:tc>
         <w:tc>
           <w:tcPr>
-            <w:tcW w:type="dxa" w:w="1134"/>
+            <w:tcW w:type="dxa" w:w="1247"/>
             <w:vAlign w:val="center"/>
           </w:tcPr>
           <w:p>
@@ -740,7 +740,7 @@
         </w:tc>
         <w:tc>
           <w:tcPr>
-            <w:tcW w:type="dxa" w:w="1701"/>
+            <w:tcW w:type="dxa" w:w="1814"/>
             <w:vAlign w:val="center"/>
           </w:tcPr>
           <w:p>
@@ -761,7 +761,7 @@
         </w:tc>
         <w:tc>
           <w:tcPr>
-            <w:tcW w:type="dxa" w:w="1361"/>
+            <w:tcW w:type="dxa" w:w="1587"/>
             <w:vAlign w:val="center"/>
           </w:tcPr>
           <w:p>
@@ -784,7 +784,7 @@
       <w:tr>
         <w:tc>
           <w:tcPr>
-            <w:tcW w:type="dxa" w:w="3061"/>
+            <w:tcW w:type="dxa" w:w="3175"/>
             <w:vAlign w:val="center"/>
           </w:tcPr>
           <w:p>
@@ -804,7 +804,7 @@
         </w:tc>
         <w:tc>
           <w:tcPr>
-            <w:tcW w:type="dxa" w:w="1134"/>
+            <w:tcW w:type="dxa" w:w="1247"/>
             <w:vAlign w:val="center"/>
           </w:tcPr>
           <w:p>
@@ -846,7 +846,7 @@
         </w:tc>
         <w:tc>
           <w:tcPr>
-            <w:tcW w:type="dxa" w:w="1701"/>
+            <w:tcW w:type="dxa" w:w="1814"/>
             <w:vAlign w:val="center"/>
           </w:tcPr>
           <w:p>
@@ -867,7 +867,7 @@
         </w:tc>
         <w:tc>
           <w:tcPr>
-            <w:tcW w:type="dxa" w:w="1361"/>
+            <w:tcW w:type="dxa" w:w="1587"/>
             <w:vAlign w:val="center"/>
           </w:tcPr>
           <w:p>
@@ -890,7 +890,7 @@
       <w:tr>
         <w:tc>
           <w:tcPr>
-            <w:tcW w:type="dxa" w:w="3061"/>
+            <w:tcW w:type="dxa" w:w="3175"/>
             <w:vAlign w:val="center"/>
           </w:tcPr>
           <w:p>
@@ -910,7 +910,7 @@
         </w:tc>
         <w:tc>
           <w:tcPr>
-            <w:tcW w:type="dxa" w:w="1134"/>
+            <w:tcW w:type="dxa" w:w="1247"/>
             <w:vAlign w:val="center"/>
           </w:tcPr>
           <w:p>
@@ -952,7 +952,7 @@
         </w:tc>
         <w:tc>
           <w:tcPr>
-            <w:tcW w:type="dxa" w:w="1701"/>
+            <w:tcW w:type="dxa" w:w="1814"/>
             <w:vAlign w:val="center"/>
           </w:tcPr>
           <w:p>
@@ -973,7 +973,7 @@
         </w:tc>
         <w:tc>
           <w:tcPr>
-            <w:tcW w:type="dxa" w:w="1361"/>
+            <w:tcW w:type="dxa" w:w="1587"/>
             <w:vAlign w:val="center"/>
           </w:tcPr>
           <w:p>
@@ -996,7 +996,7 @@
       <w:tr>
         <w:tc>
           <w:tcPr>
-            <w:tcW w:type="dxa" w:w="3061"/>
+            <w:tcW w:type="dxa" w:w="3175"/>
             <w:vAlign w:val="center"/>
           </w:tcPr>
           <w:p>
@@ -1016,7 +1016,7 @@
         </w:tc>
         <w:tc>
           <w:tcPr>
-            <w:tcW w:type="dxa" w:w="1134"/>
+            <w:tcW w:type="dxa" w:w="1247"/>
             <w:vAlign w:val="center"/>
           </w:tcPr>
           <w:p>
@@ -1058,7 +1058,7 @@
         </w:tc>
         <w:tc>
           <w:tcPr>
-            <w:tcW w:type="dxa" w:w="1701"/>
+            <w:tcW w:type="dxa" w:w="1814"/>
             <w:vAlign w:val="center"/>
           </w:tcPr>
           <w:p>
@@ -1079,7 +1079,7 @@
         </w:tc>
         <w:tc>
           <w:tcPr>
-            <w:tcW w:type="dxa" w:w="1361"/>
+            <w:tcW w:type="dxa" w:w="1587"/>
             <w:vAlign w:val="center"/>
           </w:tcPr>
           <w:p>
@@ -1102,7 +1102,7 @@
       <w:tr>
         <w:tc>
           <w:tcPr>
-            <w:tcW w:type="dxa" w:w="3061"/>
+            <w:tcW w:type="dxa" w:w="3175"/>
             <w:vAlign w:val="center"/>
           </w:tcPr>
           <w:p>
@@ -1122,7 +1122,7 @@
         </w:tc>
         <w:tc>
           <w:tcPr>
-            <w:tcW w:type="dxa" w:w="1134"/>
+            <w:tcW w:type="dxa" w:w="1247"/>
             <w:vAlign w:val="center"/>
           </w:tcPr>
           <w:p>
@@ -1164,7 +1164,7 @@
         </w:tc>
         <w:tc>
           <w:tcPr>
-            <w:tcW w:type="dxa" w:w="1701"/>
+            <w:tcW w:type="dxa" w:w="1814"/>
             <w:vAlign w:val="center"/>
           </w:tcPr>
           <w:p>
@@ -1185,7 +1185,7 @@
         </w:tc>
         <w:tc>
           <w:tcPr>
-            <w:tcW w:type="dxa" w:w="1361"/>
+            <w:tcW w:type="dxa" w:w="1587"/>
             <w:vAlign w:val="center"/>
           </w:tcPr>
           <w:p>

--- a/小野町_引継ぎ_整理済/04_算定・見込量/小野町_第10期_単価の置き方の感度分析_20261005.docx
+++ b/小野町_引継ぎ_整理済/04_算定・見込量/小野町_第10期_単価の置き方の感度分析_20261005.docx
@@ -382,7 +382,7 @@
           <w:i w:val="0"/>
           <w:sz w:val="21"/>
         </w:rPr>
-        <w:t>構成の変化を除いた価格は、令和3年度から令和7年度まで年率+1.20％で上がっています。</w:t>
+        <w:t>構成の変化を除いた価格は、令和3年度から令和7年度まで年率+1.13％で上がっています。</w:t>
       </w:r>
       <w:r>
         <w:rPr>
@@ -391,7 +391,7 @@
           <w:i w:val="0"/>
           <w:sz w:val="21"/>
         </w:rPr>
-        <w:t>報酬改定のあった令和6年度を除いても年率+1.20％で、</w:t>
+        <w:t>報酬改定のあった令和6年度は+1.25％、改定のなかった年の平均は+1.09％で、</w:t>
       </w:r>
       <w:r>
         <w:rPr>
@@ -401,6 +401,15 @@
           <w:sz w:val="21"/>
         </w:rPr>
         <w:t>改定の有無で大きな差はありません。</w:t>
+      </w:r>
+      <w:r>
+        <w:rPr>
+          <w:rFonts w:ascii="游ゴシック" w:hAnsi="游ゴシック" w:eastAsia="游ゴシック"/>
+          <w:b/>
+          <w:i w:val="0"/>
+          <w:sz w:val="21"/>
+        </w:rPr>
+        <w:t>改定率が0％でも、単価は上がるとみておく必要があります。</w:t>
       </w:r>
     </w:p>
     <w:p>
@@ -414,7 +423,7 @@
           <w:i w:val="0"/>
           <w:sz w:val="21"/>
         </w:rPr>
-        <w:t>この趨勢で単価を伸ばすと、保険料基準額は月額6,048円から6,256円へ、+208円動きます。</w:t>
+        <w:t>この趨勢で単価を伸ばすと、保険料基準額は月額6,048円から6,243円へ、+195円動きます。</w:t>
       </w:r>
       <w:r>
         <w:rPr>
@@ -713,7 +722,7 @@
                 <w:i w:val="0"/>
                 <w:sz w:val="17"/>
               </w:rPr>
-              <w:t>年率+1.20％</w:t>
+              <w:t>年率+1.13％</w:t>
             </w:r>
           </w:p>
         </w:tc>
@@ -734,7 +743,7 @@
                 <w:i w:val="0"/>
                 <w:sz w:val="17"/>
               </w:rPr>
-              <w:t>3,207,165千円</w:t>
+              <w:t>3,199,995千円</w:t>
             </w:r>
           </w:p>
         </w:tc>
@@ -755,7 +764,7 @@
                 <w:i w:val="0"/>
                 <w:sz w:val="17"/>
               </w:rPr>
-              <w:t>6,256円</w:t>
+              <w:t>6,243円</w:t>
             </w:r>
           </w:p>
         </w:tc>
@@ -776,7 +785,7 @@
                 <w:i w:val="0"/>
                 <w:sz w:val="17"/>
               </w:rPr>
-              <w:t>+208円</w:t>
+              <w:t>+195円</w:t>
             </w:r>
           </w:p>
         </w:tc>
@@ -819,7 +828,7 @@
                 <w:i w:val="0"/>
                 <w:sz w:val="17"/>
               </w:rPr>
-              <w:t>年率+1.20％</w:t>
+              <w:t>年率+1.09％</w:t>
             </w:r>
           </w:p>
         </w:tc>
@@ -840,7 +849,7 @@
                 <w:i w:val="0"/>
                 <w:sz w:val="17"/>
               </w:rPr>
-              <w:t>3,206,384千円</w:t>
+              <w:t>3,196,665千円</w:t>
             </w:r>
           </w:p>
         </w:tc>
@@ -861,7 +870,7 @@
                 <w:i w:val="0"/>
                 <w:sz w:val="17"/>
               </w:rPr>
-              <w:t>6,255円</w:t>
+              <w:t>6,237円</w:t>
             </w:r>
           </w:p>
         </w:tc>
@@ -882,7 +891,7 @@
                 <w:i w:val="0"/>
                 <w:sz w:val="17"/>
               </w:rPr>
-              <w:t>+207円</w:t>
+              <w:t>+189円</w:t>
             </w:r>
           </w:p>
         </w:tc>
@@ -1305,7 +1314,7 @@
           <w:i w:val="0"/>
           <w:sz w:val="21"/>
         </w:rPr>
-        <w:t>サービスの構成を令和3年度で固定した価格指数</w:t>
+        <w:t>サービスの構成を固定した価格指数</w:t>
       </w:r>
       <w:r>
         <w:rPr>
@@ -1314,7 +1323,330 @@
           <w:i w:val="0"/>
           <w:sz w:val="21"/>
         </w:rPr>
-        <w:t>（ラスパイレス型）で価格だけの動きを取り出しました。平均単価の動きのうち、価格指数で説明できない分を「構成の変化による分」として分けています。</w:t>
+        <w:t>（ラスパイレス型）で価格だけの動きを取り出します。測り方は2通りあります。</w:t>
+      </w:r>
+    </w:p>
+    <w:tbl>
+      <w:tblPr>
+        <w:tblW w:type="auto" w:w="0"/>
+        <w:jc w:val="center"/>
+        <w:tblLayout w:type="fixed"/>
+        <w:tblLook w:firstColumn="1" w:firstRow="1" w:lastColumn="0" w:lastRow="0" w:noHBand="0" w:noVBand="1" w:val="04A0"/>
+        <w:tblBorders>
+          <w:top w:val="single" w:sz="6" w:space="0" w:color="2E75B6"/>
+          <w:left w:val="single" w:sz="4" w:space="0" w:color="BFBFBF"/>
+          <w:bottom w:val="single" w:sz="6" w:space="0" w:color="2E75B6"/>
+          <w:right w:val="single" w:sz="4" w:space="0" w:color="BFBFBF"/>
+          <w:insideH w:val="single" w:sz="4" w:space="0" w:color="BFBFBF"/>
+          <w:insideV w:val="single" w:sz="4" w:space="0" w:color="BFBFBF"/>
+        </w:tblBorders>
+        <w:tblCellMar>
+          <w:left w:w="10" w:type="dxa"/>
+          <w:right w:w="10" w:type="dxa"/>
+        </w:tblCellMar>
+      </w:tblPr>
+      <w:tblGrid>
+        <w:gridCol w:w="2268"/>
+        <w:gridCol w:w="3175"/>
+        <w:gridCol w:w="1134"/>
+        <w:gridCol w:w="3175"/>
+      </w:tblGrid>
+      <w:tr>
+        <w:tc>
+          <w:tcPr>
+            <w:tcW w:type="dxa" w:w="2268"/>
+            <w:shd w:val="clear" w:fill="1F3864"/>
+            <w:vAlign w:val="center"/>
+          </w:tcPr>
+          <w:p>
+            <w:pPr>
+              <w:spacing w:before="20" w:after="20"/>
+              <w:jc w:val="center"/>
+            </w:pPr>
+            <w:r>
+              <w:rPr>
+                <w:rFonts w:ascii="游ゴシック" w:hAnsi="游ゴシック" w:eastAsia="游ゴシック"/>
+                <w:b/>
+                <w:i w:val="0"/>
+                <w:color w:val="FFFFFF"/>
+                <w:sz w:val="17"/>
+              </w:rPr>
+              <w:t>測り方</w:t>
+            </w:r>
+          </w:p>
+        </w:tc>
+        <w:tc>
+          <w:tcPr>
+            <w:tcW w:type="dxa" w:w="3175"/>
+            <w:shd w:val="clear" w:fill="1F3864"/>
+            <w:vAlign w:val="center"/>
+          </w:tcPr>
+          <w:p>
+            <w:pPr>
+              <w:spacing w:before="20" w:after="20"/>
+              <w:jc w:val="center"/>
+            </w:pPr>
+            <w:r>
+              <w:rPr>
+                <w:rFonts w:ascii="游ゴシック" w:hAnsi="游ゴシック" w:eastAsia="游ゴシック"/>
+                <w:b/>
+                <w:i w:val="0"/>
+                <w:color w:val="FFFFFF"/>
+                <w:sz w:val="17"/>
+              </w:rPr>
+              <w:t>重みの置き方</w:t>
+            </w:r>
+          </w:p>
+        </w:tc>
+        <w:tc>
+          <w:tcPr>
+            <w:tcW w:type="dxa" w:w="1134"/>
+            <w:shd w:val="clear" w:fill="1F3864"/>
+            <w:vAlign w:val="center"/>
+          </w:tcPr>
+          <w:p>
+            <w:pPr>
+              <w:spacing w:before="20" w:after="20"/>
+              <w:jc w:val="center"/>
+            </w:pPr>
+            <w:r>
+              <w:rPr>
+                <w:rFonts w:ascii="游ゴシック" w:hAnsi="游ゴシック" w:eastAsia="游ゴシック"/>
+                <w:b/>
+                <w:i w:val="0"/>
+                <w:color w:val="FFFFFF"/>
+                <w:sz w:val="17"/>
+              </w:rPr>
+              <w:t>年率</w:t>
+            </w:r>
+          </w:p>
+        </w:tc>
+        <w:tc>
+          <w:tcPr>
+            <w:tcW w:type="dxa" w:w="3175"/>
+            <w:shd w:val="clear" w:fill="1F3864"/>
+            <w:vAlign w:val="center"/>
+          </w:tcPr>
+          <w:p>
+            <w:pPr>
+              <w:spacing w:before="20" w:after="20"/>
+              <w:jc w:val="center"/>
+            </w:pPr>
+            <w:r>
+              <w:rPr>
+                <w:rFonts w:ascii="游ゴシック" w:hAnsi="游ゴシック" w:eastAsia="游ゴシック"/>
+                <w:b/>
+                <w:i w:val="0"/>
+                <w:color w:val="FFFFFF"/>
+                <w:sz w:val="17"/>
+              </w:rPr>
+              <w:t>本資料での扱い</w:t>
+            </w:r>
+          </w:p>
+        </w:tc>
+      </w:tr>
+      <w:tr>
+        <w:tc>
+          <w:tcPr>
+            <w:tcW w:type="dxa" w:w="2268"/>
+            <w:vAlign w:val="center"/>
+          </w:tcPr>
+          <w:p>
+            <w:pPr>
+              <w:spacing w:before="20" w:after="20"/>
+            </w:pPr>
+            <w:r>
+              <w:rPr>
+                <w:rFonts w:ascii="游ゴシック" w:hAnsi="游ゴシック" w:eastAsia="游ゴシック"/>
+                <w:b/>
+                <w:i w:val="0"/>
+                <w:sz w:val="17"/>
+              </w:rPr>
+              <w:t>連鎖ラスパイレス指数</w:t>
+            </w:r>
+          </w:p>
+        </w:tc>
+        <w:tc>
+          <w:tcPr>
+            <w:tcW w:type="dxa" w:w="3175"/>
+            <w:vAlign w:val="center"/>
+          </w:tcPr>
+          <w:p>
+            <w:pPr>
+              <w:spacing w:before="20" w:after="20"/>
+            </w:pPr>
+            <w:r>
+              <w:rPr>
+                <w:rFonts w:ascii="游ゴシック" w:hAnsi="游ゴシック" w:eastAsia="游ゴシック"/>
+                <w:b/>
+                <w:i w:val="0"/>
+                <w:sz w:val="17"/>
+              </w:rPr>
+              <w:t>前年の件数構成で固定し、1年ずつつなぐ</w:t>
+            </w:r>
+          </w:p>
+        </w:tc>
+        <w:tc>
+          <w:tcPr>
+            <w:tcW w:type="dxa" w:w="1134"/>
+            <w:vAlign w:val="center"/>
+          </w:tcPr>
+          <w:p>
+            <w:pPr>
+              <w:spacing w:before="20" w:after="20"/>
+              <w:jc w:val="right"/>
+            </w:pPr>
+            <w:r>
+              <w:rPr>
+                <w:rFonts w:ascii="游ゴシック" w:hAnsi="游ゴシック" w:eastAsia="游ゴシック"/>
+                <w:b/>
+                <w:i w:val="0"/>
+                <w:sz w:val="17"/>
+              </w:rPr>
+              <w:t>+1.129％</w:t>
+            </w:r>
+          </w:p>
+        </w:tc>
+        <w:tc>
+          <w:tcPr>
+            <w:tcW w:type="dxa" w:w="3175"/>
+            <w:vAlign w:val="center"/>
+          </w:tcPr>
+          <w:p>
+            <w:pPr>
+              <w:spacing w:before="20" w:after="20"/>
+            </w:pPr>
+            <w:r>
+              <w:rPr>
+                <w:rFonts w:ascii="游ゴシック" w:hAnsi="游ゴシック" w:eastAsia="游ゴシック"/>
+                <w:b/>
+                <w:i w:val="0"/>
+                <w:sz w:val="17"/>
+              </w:rPr>
+              <w:t>本命。構成が年々変わっても重みが古くならない。計画素案の注記もこの値を用いる</w:t>
+            </w:r>
+          </w:p>
+        </w:tc>
+      </w:tr>
+      <w:tr>
+        <w:tc>
+          <w:tcPr>
+            <w:tcW w:type="dxa" w:w="2268"/>
+            <w:vAlign w:val="center"/>
+          </w:tcPr>
+          <w:p>
+            <w:pPr>
+              <w:spacing w:before="20" w:after="20"/>
+            </w:pPr>
+            <w:r>
+              <w:rPr>
+                <w:rFonts w:ascii="游ゴシック" w:hAnsi="游ゴシック" w:eastAsia="游ゴシック"/>
+                <w:b w:val="0"/>
+                <w:i w:val="0"/>
+                <w:sz w:val="17"/>
+              </w:rPr>
+              <w:t>基準固定ラスパイレス指数</w:t>
+            </w:r>
+          </w:p>
+        </w:tc>
+        <w:tc>
+          <w:tcPr>
+            <w:tcW w:type="dxa" w:w="3175"/>
+            <w:vAlign w:val="center"/>
+          </w:tcPr>
+          <w:p>
+            <w:pPr>
+              <w:spacing w:before="20" w:after="20"/>
+            </w:pPr>
+            <w:r>
+              <w:rPr>
+                <w:rFonts w:ascii="游ゴシック" w:hAnsi="游ゴシック" w:eastAsia="游ゴシック"/>
+                <w:b w:val="0"/>
+                <w:i w:val="0"/>
+                <w:sz w:val="17"/>
+              </w:rPr>
+              <w:t>令和3年度の件数構成で固定したまま</w:t>
+            </w:r>
+          </w:p>
+        </w:tc>
+        <w:tc>
+          <w:tcPr>
+            <w:tcW w:type="dxa" w:w="1134"/>
+            <w:vAlign w:val="center"/>
+          </w:tcPr>
+          <w:p>
+            <w:pPr>
+              <w:spacing w:before="20" w:after="20"/>
+              <w:jc w:val="right"/>
+            </w:pPr>
+            <w:r>
+              <w:rPr>
+                <w:rFonts w:ascii="游ゴシック" w:hAnsi="游ゴシック" w:eastAsia="游ゴシック"/>
+                <w:b w:val="0"/>
+                <w:i w:val="0"/>
+                <w:sz w:val="17"/>
+              </w:rPr>
+              <w:t>+1.205％</w:t>
+            </w:r>
+          </w:p>
+        </w:tc>
+        <w:tc>
+          <w:tcPr>
+            <w:tcW w:type="dxa" w:w="3175"/>
+            <w:vAlign w:val="center"/>
+          </w:tcPr>
+          <w:p>
+            <w:pPr>
+              <w:spacing w:before="20" w:after="20"/>
+            </w:pPr>
+            <w:r>
+              <w:rPr>
+                <w:rFonts w:ascii="游ゴシック" w:hAnsi="游ゴシック" w:eastAsia="游ゴシック"/>
+                <w:b w:val="0"/>
+                <w:i w:val="0"/>
+                <w:sz w:val="17"/>
+              </w:rPr>
+              <w:t>参考。重みが古くなるぶん趨勢がやや高く出るが、</w:t>
+            </w:r>
+            <w:r>
+              <w:rPr>
+                <w:rFonts w:ascii="游ゴシック" w:hAnsi="游ゴシック" w:eastAsia="游ゴシック"/>
+                <w:b/>
+                <w:i w:val="0"/>
+                <w:sz w:val="17"/>
+              </w:rPr>
+              <w:t>平均単価の動きを価格と構成に分解できる</w:t>
+            </w:r>
+          </w:p>
+        </w:tc>
+      </w:tr>
+    </w:tbl>
+    <w:p>
+      <w:pPr>
+        <w:spacing w:after="40"/>
+      </w:pPr>
+    </w:p>
+    <w:p>
+      <w:pPr>
+        <w:spacing w:before="60" w:after="60"/>
+      </w:pPr>
+      <w:r>
+        <w:rPr>
+          <w:rFonts w:ascii="游ゴシック" w:hAnsi="游ゴシック" w:eastAsia="游ゴシック"/>
+          <w:b/>
+          <w:i w:val="0"/>
+          <w:sz w:val="21"/>
+        </w:rPr>
+        <w:t>下の表は、分解を示すために基準固定の指数で作っています。</w:t>
+      </w:r>
+      <w:r>
+        <w:rPr>
+          <w:rFonts w:ascii="游ゴシック" w:hAnsi="游ゴシック" w:eastAsia="游ゴシック"/>
+          <w:b w:val="0"/>
+          <w:i w:val="0"/>
+          <w:sz w:val="21"/>
+        </w:rPr>
+        <w:t>平均単価の動きのうち、価格指数で説明できない分を「構成の変化による分」として分けています。</w:t>
       </w:r>
     </w:p>
     <w:tbl>
@@ -2460,7 +2792,7 @@
           <w:i w:val="0"/>
           <w:sz w:val="21"/>
         </w:rPr>
-        <w:t>報酬改定のあった令和6年度は+1.24％、改定のなかった年の平均は+1.20％で、ほとんど差がありません。</w:t>
+        <w:t>連鎖指数でみると、報酬改定のあった令和6年度は+1.25％、改定のなかった年の平均は+1.09％で、ほとんど差がありません。</w:t>
       </w:r>
       <w:r>
         <w:rPr>
@@ -2575,7 +2907,7 @@
           <w:i w:val="0"/>
           <w:sz w:val="21"/>
         </w:rPr>
-        <w:t>趨勢で置いた場合に月額+208円動くことを示したうえで、改定率が示された時点で差し替えます。</w:t>
+        <w:t>趨勢で置いた場合に月額+195円動くことを示したうえで、改定率が示された時点で差し替えます。</w:t>
       </w:r>
     </w:p>
     <w:tbl>

--- a/小野町_引継ぎ_整理済/04_算定・見込量/小野町_第10期_単価の置き方の感度分析_20261005.docx
+++ b/小野町_引継ぎ_整理済/04_算定・見込量/小野町_第10期_単価の置き方の感度分析_20261005.docx
@@ -314,6 +314,7 @@
     </w:p>
     <w:p>
       <w:pPr>
+        <w:pStyle w:val="Heading1"/>
         <w:keepNext/>
         <w:spacing w:before="240" w:after="100"/>
       </w:pPr>
@@ -1246,6 +1247,7 @@
     </w:p>
     <w:p>
       <w:pPr>
+        <w:pStyle w:val="Heading1"/>
         <w:keepNext/>
         <w:spacing w:before="240" w:after="100"/>
       </w:pPr>
@@ -2848,6 +2850,7 @@
     </w:p>
     <w:p>
       <w:pPr>
+        <w:pStyle w:val="Heading1"/>
         <w:keepNext/>
         <w:spacing w:before="240" w:after="100"/>
       </w:pPr>
@@ -3692,6 +3695,7 @@
     <w:rPr>
       <w:rFonts w:ascii="游ゴシック" w:hAnsi="游ゴシック" w:eastAsia="游ゴシック"/>
       <w:sz w:val="21"/>
+      <w:lang w:val="en-US" w:eastAsia="ja-JP"/>
     </w:rPr>
   </w:style>
   <w:style w:type="paragraph" w:styleId="Header">
@@ -3749,15 +3753,17 @@
     <w:pPr>
       <w:keepNext/>
       <w:keepLines/>
-      <w:spacing w:before="480" w:after="0"/>
+      <w:spacing w:before="240" w:after="100"/>
+      <w:ind w:left="0" w:firstLine="0"/>
       <w:outlineLvl w:val="0"/>
     </w:pPr>
     <w:rPr>
-      <w:rFonts w:asciiTheme="majorHAnsi" w:eastAsiaTheme="majorEastAsia" w:hAnsiTheme="majorHAnsi" w:cstheme="majorBidi"/>
+      <w:rFonts w:asciiTheme="majorHAnsi" w:eastAsiaTheme="majorEastAsia" w:hAnsiTheme="majorHAnsi" w:cstheme="majorBidi" w:ascii="游ゴシック" w:hAnsi="游ゴシック" w:eastAsia="游ゴシック"/>
       <w:b/>
       <w:bCs/>
-      <w:color w:val="365F91" w:themeColor="accent1" w:themeShade="BF"/>
-      <w:sz w:val="28"/>
+      <w:i w:val="0"/>
+      <w:color w:val="2E74B5"/>
+      <w:sz w:val="30"/>
       <w:szCs w:val="28"/>
     </w:rPr>
   </w:style>
@@ -3773,15 +3779,17 @@
     <w:pPr>
       <w:keepNext/>
       <w:keepLines/>
-      <w:spacing w:before="200" w:after="0"/>
+      <w:spacing w:before="180" w:after="100"/>
+      <w:ind w:left="0" w:firstLine="0"/>
       <w:outlineLvl w:val="1"/>
     </w:pPr>
     <w:rPr>
-      <w:rFonts w:asciiTheme="majorHAnsi" w:eastAsiaTheme="majorEastAsia" w:hAnsiTheme="majorHAnsi" w:cstheme="majorBidi"/>
+      <w:rFonts w:asciiTheme="majorHAnsi" w:eastAsiaTheme="majorEastAsia" w:hAnsiTheme="majorHAnsi" w:cstheme="majorBidi" w:ascii="游ゴシック" w:hAnsi="游ゴシック" w:eastAsia="游ゴシック"/>
       <w:b/>
       <w:bCs/>
-      <w:color w:val="4F81BD" w:themeColor="accent1"/>
-      <w:sz w:val="26"/>
+      <w:i w:val="0"/>
+      <w:color w:val="2E74B5"/>
+      <w:sz w:val="25"/>
       <w:szCs w:val="26"/>
     </w:rPr>
   </w:style>
@@ -3797,14 +3805,17 @@
     <w:pPr>
       <w:keepNext/>
       <w:keepLines/>
-      <w:spacing w:before="200" w:after="0"/>
+      <w:spacing w:before="180" w:after="80"/>
+      <w:ind w:left="0" w:firstLine="0"/>
       <w:outlineLvl w:val="2"/>
     </w:pPr>
     <w:rPr>
-      <w:rFonts w:asciiTheme="majorHAnsi" w:eastAsiaTheme="majorEastAsia" w:hAnsiTheme="majorHAnsi" w:cstheme="majorBidi"/>
+      <w:rFonts w:asciiTheme="majorHAnsi" w:eastAsiaTheme="majorEastAsia" w:hAnsiTheme="majorHAnsi" w:cstheme="majorBidi" w:ascii="游ゴシック" w:hAnsi="游ゴシック" w:eastAsia="游ゴシック"/>
       <w:b/>
       <w:bCs/>
-      <w:color w:val="4F81BD" w:themeColor="accent1"/>
+      <w:i w:val="0"/>
+      <w:color w:val="1F4D78"/>
+      <w:sz w:val="22"/>
     </w:rPr>
   </w:style>
   <w:style w:type="paragraph" w:styleId="Heading4">

--- a/小野町_引継ぎ_整理済/04_算定・見込量/小野町_第10期_単価の置き方の感度分析_20261005.docx
+++ b/小野町_引継ぎ_整理済/04_算定・見込量/小野町_第10期_単価の置き方の感度分析_20261005.docx
@@ -1011,6 +1011,7 @@
           </w:tcPr>
           <w:p>
             <w:pPr>
+              <w:keepNext/>
               <w:spacing w:before="20" w:after="20"/>
             </w:pPr>
             <w:r>
@@ -1031,6 +1032,7 @@
           </w:tcPr>
           <w:p>
             <w:pPr>
+              <w:keepNext/>
               <w:spacing w:before="20" w:after="20"/>
               <w:jc w:val="right"/>
             </w:pPr>
@@ -1052,6 +1054,7 @@
           </w:tcPr>
           <w:p>
             <w:pPr>
+              <w:keepNext/>
               <w:spacing w:before="20" w:after="20"/>
               <w:jc w:val="right"/>
             </w:pPr>
@@ -1073,6 +1076,7 @@
           </w:tcPr>
           <w:p>
             <w:pPr>
+              <w:keepNext/>
               <w:spacing w:before="20" w:after="20"/>
               <w:jc w:val="right"/>
             </w:pPr>
@@ -1094,6 +1098,7 @@
           </w:tcPr>
           <w:p>
             <w:pPr>
+              <w:keepNext/>
               <w:spacing w:before="20" w:after="20"/>
               <w:jc w:val="right"/>
             </w:pPr>
@@ -1455,6 +1460,7 @@
           </w:tcPr>
           <w:p>
             <w:pPr>
+              <w:keepNext/>
               <w:spacing w:before="20" w:after="20"/>
             </w:pPr>
             <w:r>
@@ -1475,6 +1481,7 @@
           </w:tcPr>
           <w:p>
             <w:pPr>
+              <w:keepNext/>
               <w:spacing w:before="20" w:after="20"/>
             </w:pPr>
             <w:r>
@@ -1495,6 +1502,7 @@
           </w:tcPr>
           <w:p>
             <w:pPr>
+              <w:keepNext/>
               <w:spacing w:before="20" w:after="20"/>
               <w:jc w:val="right"/>
             </w:pPr>
@@ -1516,6 +1524,7 @@
           </w:tcPr>
           <w:p>
             <w:pPr>
+              <w:keepNext/>
               <w:spacing w:before="20" w:after="20"/>
             </w:pPr>
             <w:r>
@@ -2381,6 +2390,7 @@
           </w:tcPr>
           <w:p>
             <w:pPr>
+              <w:keepNext/>
               <w:spacing w:before="20" w:after="20"/>
             </w:pPr>
             <w:r>
@@ -2401,6 +2411,7 @@
           </w:tcPr>
           <w:p>
             <w:pPr>
+              <w:keepNext/>
               <w:spacing w:before="20" w:after="20"/>
               <w:jc w:val="right"/>
             </w:pPr>
@@ -2422,6 +2433,7 @@
           </w:tcPr>
           <w:p>
             <w:pPr>
+              <w:keepNext/>
               <w:spacing w:before="20" w:after="20"/>
               <w:jc w:val="right"/>
             </w:pPr>
@@ -2443,6 +2455,7 @@
           </w:tcPr>
           <w:p>
             <w:pPr>
+              <w:keepNext/>
               <w:spacing w:before="20" w:after="20"/>
               <w:jc w:val="right"/>
             </w:pPr>
@@ -2464,6 +2477,7 @@
           </w:tcPr>
           <w:p>
             <w:pPr>
+              <w:keepNext/>
               <w:spacing w:before="20" w:after="20"/>
               <w:jc w:val="right"/>
             </w:pPr>
@@ -2485,6 +2499,7 @@
           </w:tcPr>
           <w:p>
             <w:pPr>
+              <w:keepNext/>
               <w:spacing w:before="20" w:after="20"/>
               <w:jc w:val="right"/>
             </w:pPr>
@@ -2506,6 +2521,7 @@
           </w:tcPr>
           <w:p>
             <w:pPr>
+              <w:keepNext/>
               <w:spacing w:before="20" w:after="20"/>
               <w:jc w:val="right"/>
             </w:pPr>
@@ -2527,6 +2543,7 @@
           </w:tcPr>
           <w:p>
             <w:pPr>
+              <w:keepNext/>
               <w:spacing w:before="20" w:after="20"/>
               <w:jc w:val="right"/>
             </w:pPr>
@@ -3076,6 +3093,7 @@
           </w:tcPr>
           <w:p>
             <w:pPr>
+              <w:keepNext/>
               <w:spacing w:before="20" w:after="20"/>
             </w:pPr>
             <w:r>
@@ -3096,6 +3114,7 @@
           </w:tcPr>
           <w:p>
             <w:pPr>
+              <w:keepNext/>
               <w:spacing w:before="20" w:after="20"/>
             </w:pPr>
             <w:r>
